--- a/3312_barchenkov_lebedev_sharapov-lab02.docx
+++ b/3312_barchenkov_lebedev_sharapov-lab02.docx
@@ -727,7 +727,7 @@
             </w:rPr>
             <w:fldChar w:fldCharType="separate"/>
           </w:r>
-          <w:hyperlink w:anchor="_Toc210207325" w:history="1">
+          <w:hyperlink w:anchor="_Toc211380334" w:history="1">
             <w:r>
               <w:rPr>
                 <w:rStyle w:val="af0"/>
@@ -754,7 +754,7 @@
                 <w:noProof/>
                 <w:webHidden/>
               </w:rPr>
-              <w:instrText xml:space="preserve"> PAGEREF _Toc210207325 \h </w:instrText>
+              <w:instrText xml:space="preserve"> PAGEREF _Toc211380334 \h </w:instrText>
             </w:r>
             <w:r>
               <w:rPr>
@@ -798,7 +798,7 @@
               <w14:ligatures w14:val="standardContextual"/>
             </w:rPr>
           </w:pPr>
-          <w:hyperlink w:anchor="_Toc210207326" w:history="1">
+          <w:hyperlink w:anchor="_Toc211380335" w:history="1">
             <w:r>
               <w:rPr>
                 <w:rStyle w:val="af0"/>
@@ -825,7 +825,7 @@
                 <w:noProof/>
                 <w:webHidden/>
               </w:rPr>
-              <w:instrText xml:space="preserve"> PAGEREF _Toc210207326 \h </w:instrText>
+              <w:instrText xml:space="preserve"> PAGEREF _Toc211380335 \h </w:instrText>
             </w:r>
             <w:r>
               <w:rPr>
@@ -846,755 +846,6 @@
                 <w:webHidden/>
               </w:rPr>
               <w:t>3</w:t>
-            </w:r>
-            <w:r>
-              <w:rPr>
-                <w:noProof/>
-                <w:webHidden/>
-              </w:rPr>
-              <w:fldChar w:fldCharType="end"/>
-            </w:r>
-          </w:hyperlink>
-        </w:p>
-        <w:p>
-          <w:pPr>
-            <w:pStyle w:val="13"/>
-            <w:tabs>
-              <w:tab w:val="left" w:pos="480"/>
-            </w:tabs>
-            <w:rPr>
-              <w:rFonts w:asciiTheme="minorHAnsi" w:eastAsiaTheme="minorEastAsia" w:hAnsiTheme="minorHAnsi"/>
-              <w:noProof/>
-              <w:kern w:val="2"/>
-              <w:sz w:val="24"/>
-              <w:szCs w:val="24"/>
-              <w:lang w:eastAsia="ru-RU"/>
-              <w14:ligatures w14:val="standardContextual"/>
-            </w:rPr>
-          </w:pPr>
-          <w:hyperlink w:anchor="_Toc210207327" w:history="1">
-            <w:r>
-              <w:rPr>
-                <w:rStyle w:val="af0"/>
-                <w:noProof/>
-              </w:rPr>
-              <w:t>1.</w:t>
-            </w:r>
-            <w:r>
-              <w:rPr>
-                <w:rFonts w:asciiTheme="minorHAnsi" w:eastAsiaTheme="minorEastAsia" w:hAnsiTheme="minorHAnsi"/>
-                <w:noProof/>
-                <w:kern w:val="2"/>
-                <w:sz w:val="24"/>
-                <w:szCs w:val="24"/>
-                <w:lang w:eastAsia="ru-RU"/>
-                <w14:ligatures w14:val="standardContextual"/>
-              </w:rPr>
-              <w:tab/>
-            </w:r>
-            <w:r>
-              <w:rPr>
-                <w:rStyle w:val="af0"/>
-                <w:noProof/>
-              </w:rPr>
-              <w:t>ПОДГОТОВКА ДАННЫХ</w:t>
-            </w:r>
-            <w:r>
-              <w:rPr>
-                <w:noProof/>
-                <w:webHidden/>
-              </w:rPr>
-              <w:tab/>
-            </w:r>
-            <w:r>
-              <w:rPr>
-                <w:noProof/>
-                <w:webHidden/>
-              </w:rPr>
-              <w:fldChar w:fldCharType="begin"/>
-            </w:r>
-            <w:r>
-              <w:rPr>
-                <w:noProof/>
-                <w:webHidden/>
-              </w:rPr>
-              <w:instrText xml:space="preserve"> PAGEREF _Toc210207327 \h </w:instrText>
-            </w:r>
-            <w:r>
-              <w:rPr>
-                <w:noProof/>
-                <w:webHidden/>
-              </w:rPr>
-            </w:r>
-            <w:r>
-              <w:rPr>
-                <w:noProof/>
-                <w:webHidden/>
-              </w:rPr>
-              <w:fldChar w:fldCharType="separate"/>
-            </w:r>
-            <w:r>
-              <w:rPr>
-                <w:noProof/>
-                <w:webHidden/>
-              </w:rPr>
-              <w:t>4</w:t>
-            </w:r>
-            <w:r>
-              <w:rPr>
-                <w:noProof/>
-                <w:webHidden/>
-              </w:rPr>
-              <w:fldChar w:fldCharType="end"/>
-            </w:r>
-          </w:hyperlink>
-        </w:p>
-        <w:p>
-          <w:pPr>
-            <w:pStyle w:val="27"/>
-            <w:tabs>
-              <w:tab w:val="left" w:pos="1680"/>
-              <w:tab w:val="right" w:leader="dot" w:pos="9345"/>
-            </w:tabs>
-            <w:rPr>
-              <w:rFonts w:asciiTheme="minorHAnsi" w:eastAsiaTheme="minorEastAsia" w:hAnsiTheme="minorHAnsi"/>
-              <w:noProof/>
-              <w:kern w:val="2"/>
-              <w:sz w:val="24"/>
-              <w:szCs w:val="24"/>
-              <w:lang w:eastAsia="ru-RU"/>
-              <w14:ligatures w14:val="standardContextual"/>
-            </w:rPr>
-          </w:pPr>
-          <w:hyperlink w:anchor="_Toc210207328" w:history="1">
-            <w:r>
-              <w:rPr>
-                <w:rStyle w:val="af0"/>
-                <w:noProof/>
-              </w:rPr>
-              <w:t>1.1.</w:t>
-            </w:r>
-            <w:r>
-              <w:rPr>
-                <w:rFonts w:asciiTheme="minorHAnsi" w:eastAsiaTheme="minorEastAsia" w:hAnsiTheme="minorHAnsi"/>
-                <w:noProof/>
-                <w:kern w:val="2"/>
-                <w:sz w:val="24"/>
-                <w:szCs w:val="24"/>
-                <w:lang w:eastAsia="ru-RU"/>
-                <w14:ligatures w14:val="standardContextual"/>
-              </w:rPr>
-              <w:tab/>
-            </w:r>
-            <w:r>
-              <w:rPr>
-                <w:rStyle w:val="af0"/>
-                <w:noProof/>
-              </w:rPr>
-              <w:t>Анализ столбцов</w:t>
-            </w:r>
-            <w:r>
-              <w:rPr>
-                <w:noProof/>
-                <w:webHidden/>
-              </w:rPr>
-              <w:tab/>
-            </w:r>
-            <w:r>
-              <w:rPr>
-                <w:noProof/>
-                <w:webHidden/>
-              </w:rPr>
-              <w:fldChar w:fldCharType="begin"/>
-            </w:r>
-            <w:r>
-              <w:rPr>
-                <w:noProof/>
-                <w:webHidden/>
-              </w:rPr>
-              <w:instrText xml:space="preserve"> PAGEREF _Toc210207328 \h </w:instrText>
-            </w:r>
-            <w:r>
-              <w:rPr>
-                <w:noProof/>
-                <w:webHidden/>
-              </w:rPr>
-            </w:r>
-            <w:r>
-              <w:rPr>
-                <w:noProof/>
-                <w:webHidden/>
-              </w:rPr>
-              <w:fldChar w:fldCharType="separate"/>
-            </w:r>
-            <w:r>
-              <w:rPr>
-                <w:noProof/>
-                <w:webHidden/>
-              </w:rPr>
-              <w:t>4</w:t>
-            </w:r>
-            <w:r>
-              <w:rPr>
-                <w:noProof/>
-                <w:webHidden/>
-              </w:rPr>
-              <w:fldChar w:fldCharType="end"/>
-            </w:r>
-          </w:hyperlink>
-        </w:p>
-        <w:p>
-          <w:pPr>
-            <w:pStyle w:val="27"/>
-            <w:tabs>
-              <w:tab w:val="left" w:pos="1680"/>
-              <w:tab w:val="right" w:leader="dot" w:pos="9345"/>
-            </w:tabs>
-            <w:rPr>
-              <w:rFonts w:asciiTheme="minorHAnsi" w:eastAsiaTheme="minorEastAsia" w:hAnsiTheme="minorHAnsi"/>
-              <w:noProof/>
-              <w:kern w:val="2"/>
-              <w:sz w:val="24"/>
-              <w:szCs w:val="24"/>
-              <w:lang w:eastAsia="ru-RU"/>
-              <w14:ligatures w14:val="standardContextual"/>
-            </w:rPr>
-          </w:pPr>
-          <w:hyperlink w:anchor="_Toc210207329" w:history="1">
-            <w:r>
-              <w:rPr>
-                <w:rStyle w:val="af0"/>
-                <w:noProof/>
-              </w:rPr>
-              <w:t>1.2.</w:t>
-            </w:r>
-            <w:r>
-              <w:rPr>
-                <w:rFonts w:asciiTheme="minorHAnsi" w:eastAsiaTheme="minorEastAsia" w:hAnsiTheme="minorHAnsi"/>
-                <w:noProof/>
-                <w:kern w:val="2"/>
-                <w:sz w:val="24"/>
-                <w:szCs w:val="24"/>
-                <w:lang w:eastAsia="ru-RU"/>
-                <w14:ligatures w14:val="standardContextual"/>
-              </w:rPr>
-              <w:tab/>
-            </w:r>
-            <w:r>
-              <w:rPr>
-                <w:rStyle w:val="af0"/>
-                <w:noProof/>
-              </w:rPr>
-              <w:t>Работа с данными</w:t>
-            </w:r>
-            <w:r>
-              <w:rPr>
-                <w:noProof/>
-                <w:webHidden/>
-              </w:rPr>
-              <w:tab/>
-            </w:r>
-            <w:r>
-              <w:rPr>
-                <w:noProof/>
-                <w:webHidden/>
-              </w:rPr>
-              <w:fldChar w:fldCharType="begin"/>
-            </w:r>
-            <w:r>
-              <w:rPr>
-                <w:noProof/>
-                <w:webHidden/>
-              </w:rPr>
-              <w:instrText xml:space="preserve"> PAGEREF _Toc210207329 \h </w:instrText>
-            </w:r>
-            <w:r>
-              <w:rPr>
-                <w:noProof/>
-                <w:webHidden/>
-              </w:rPr>
-            </w:r>
-            <w:r>
-              <w:rPr>
-                <w:noProof/>
-                <w:webHidden/>
-              </w:rPr>
-              <w:fldChar w:fldCharType="separate"/>
-            </w:r>
-            <w:r>
-              <w:rPr>
-                <w:noProof/>
-                <w:webHidden/>
-              </w:rPr>
-              <w:t>6</w:t>
-            </w:r>
-            <w:r>
-              <w:rPr>
-                <w:noProof/>
-                <w:webHidden/>
-              </w:rPr>
-              <w:fldChar w:fldCharType="end"/>
-            </w:r>
-          </w:hyperlink>
-        </w:p>
-        <w:p>
-          <w:pPr>
-            <w:pStyle w:val="13"/>
-            <w:tabs>
-              <w:tab w:val="left" w:pos="480"/>
-            </w:tabs>
-            <w:rPr>
-              <w:rFonts w:asciiTheme="minorHAnsi" w:eastAsiaTheme="minorEastAsia" w:hAnsiTheme="minorHAnsi"/>
-              <w:noProof/>
-              <w:kern w:val="2"/>
-              <w:sz w:val="24"/>
-              <w:szCs w:val="24"/>
-              <w:lang w:eastAsia="ru-RU"/>
-              <w14:ligatures w14:val="standardContextual"/>
-            </w:rPr>
-          </w:pPr>
-          <w:hyperlink w:anchor="_Toc210207330" w:history="1">
-            <w:r>
-              <w:rPr>
-                <w:rStyle w:val="af0"/>
-                <w:noProof/>
-              </w:rPr>
-              <w:t>2.</w:t>
-            </w:r>
-            <w:r>
-              <w:rPr>
-                <w:rFonts w:asciiTheme="minorHAnsi" w:eastAsiaTheme="minorEastAsia" w:hAnsiTheme="minorHAnsi"/>
-                <w:noProof/>
-                <w:kern w:val="2"/>
-                <w:sz w:val="24"/>
-                <w:szCs w:val="24"/>
-                <w:lang w:eastAsia="ru-RU"/>
-                <w14:ligatures w14:val="standardContextual"/>
-              </w:rPr>
-              <w:tab/>
-            </w:r>
-            <w:r>
-              <w:rPr>
-                <w:rStyle w:val="af0"/>
-                <w:noProof/>
-              </w:rPr>
-              <w:t>ВИЗУАЛИЗАЦИЯ ДАННЫХ</w:t>
-            </w:r>
-            <w:r>
-              <w:rPr>
-                <w:noProof/>
-                <w:webHidden/>
-              </w:rPr>
-              <w:tab/>
-            </w:r>
-            <w:r>
-              <w:rPr>
-                <w:noProof/>
-                <w:webHidden/>
-              </w:rPr>
-              <w:fldChar w:fldCharType="begin"/>
-            </w:r>
-            <w:r>
-              <w:rPr>
-                <w:noProof/>
-                <w:webHidden/>
-              </w:rPr>
-              <w:instrText xml:space="preserve"> PAGEREF _Toc210207330 \h </w:instrText>
-            </w:r>
-            <w:r>
-              <w:rPr>
-                <w:noProof/>
-                <w:webHidden/>
-              </w:rPr>
-            </w:r>
-            <w:r>
-              <w:rPr>
-                <w:noProof/>
-                <w:webHidden/>
-              </w:rPr>
-              <w:fldChar w:fldCharType="separate"/>
-            </w:r>
-            <w:r>
-              <w:rPr>
-                <w:noProof/>
-                <w:webHidden/>
-              </w:rPr>
-              <w:t>7</w:t>
-            </w:r>
-            <w:r>
-              <w:rPr>
-                <w:noProof/>
-                <w:webHidden/>
-              </w:rPr>
-              <w:fldChar w:fldCharType="end"/>
-            </w:r>
-          </w:hyperlink>
-        </w:p>
-        <w:p>
-          <w:pPr>
-            <w:pStyle w:val="27"/>
-            <w:tabs>
-              <w:tab w:val="left" w:pos="1680"/>
-              <w:tab w:val="right" w:leader="dot" w:pos="9345"/>
-            </w:tabs>
-            <w:rPr>
-              <w:rFonts w:asciiTheme="minorHAnsi" w:eastAsiaTheme="minorEastAsia" w:hAnsiTheme="minorHAnsi"/>
-              <w:noProof/>
-              <w:kern w:val="2"/>
-              <w:sz w:val="24"/>
-              <w:szCs w:val="24"/>
-              <w:lang w:eastAsia="ru-RU"/>
-              <w14:ligatures w14:val="standardContextual"/>
-            </w:rPr>
-          </w:pPr>
-          <w:hyperlink w:anchor="_Toc210207331" w:history="1">
-            <w:r>
-              <w:rPr>
-                <w:rStyle w:val="af0"/>
-                <w:noProof/>
-              </w:rPr>
-              <w:t>2.1.</w:t>
-            </w:r>
-            <w:r>
-              <w:rPr>
-                <w:rFonts w:asciiTheme="minorHAnsi" w:eastAsiaTheme="minorEastAsia" w:hAnsiTheme="minorHAnsi"/>
-                <w:noProof/>
-                <w:kern w:val="2"/>
-                <w:sz w:val="24"/>
-                <w:szCs w:val="24"/>
-                <w:lang w:eastAsia="ru-RU"/>
-                <w14:ligatures w14:val="standardContextual"/>
-              </w:rPr>
-              <w:tab/>
-            </w:r>
-            <w:r>
-              <w:rPr>
-                <w:rStyle w:val="af0"/>
-                <w:noProof/>
-              </w:rPr>
-              <w:t>Диаграммы рассеяния</w:t>
-            </w:r>
-            <w:r>
-              <w:rPr>
-                <w:noProof/>
-                <w:webHidden/>
-              </w:rPr>
-              <w:tab/>
-            </w:r>
-            <w:r>
-              <w:rPr>
-                <w:noProof/>
-                <w:webHidden/>
-              </w:rPr>
-              <w:fldChar w:fldCharType="begin"/>
-            </w:r>
-            <w:r>
-              <w:rPr>
-                <w:noProof/>
-                <w:webHidden/>
-              </w:rPr>
-              <w:instrText xml:space="preserve"> PAGEREF _Toc210207331 \h </w:instrText>
-            </w:r>
-            <w:r>
-              <w:rPr>
-                <w:noProof/>
-                <w:webHidden/>
-              </w:rPr>
-            </w:r>
-            <w:r>
-              <w:rPr>
-                <w:noProof/>
-                <w:webHidden/>
-              </w:rPr>
-              <w:fldChar w:fldCharType="separate"/>
-            </w:r>
-            <w:r>
-              <w:rPr>
-                <w:noProof/>
-                <w:webHidden/>
-              </w:rPr>
-              <w:t>7</w:t>
-            </w:r>
-            <w:r>
-              <w:rPr>
-                <w:noProof/>
-                <w:webHidden/>
-              </w:rPr>
-              <w:fldChar w:fldCharType="end"/>
-            </w:r>
-          </w:hyperlink>
-        </w:p>
-        <w:p>
-          <w:pPr>
-            <w:pStyle w:val="27"/>
-            <w:tabs>
-              <w:tab w:val="left" w:pos="1680"/>
-              <w:tab w:val="right" w:leader="dot" w:pos="9345"/>
-            </w:tabs>
-            <w:rPr>
-              <w:rFonts w:asciiTheme="minorHAnsi" w:eastAsiaTheme="minorEastAsia" w:hAnsiTheme="minorHAnsi"/>
-              <w:noProof/>
-              <w:kern w:val="2"/>
-              <w:sz w:val="24"/>
-              <w:szCs w:val="24"/>
-              <w:lang w:eastAsia="ru-RU"/>
-              <w14:ligatures w14:val="standardContextual"/>
-            </w:rPr>
-          </w:pPr>
-          <w:hyperlink w:anchor="_Toc210207332" w:history="1">
-            <w:r>
-              <w:rPr>
-                <w:rStyle w:val="af0"/>
-                <w:noProof/>
-              </w:rPr>
-              <w:t>2.2.</w:t>
-            </w:r>
-            <w:r>
-              <w:rPr>
-                <w:rFonts w:asciiTheme="minorHAnsi" w:eastAsiaTheme="minorEastAsia" w:hAnsiTheme="minorHAnsi"/>
-                <w:noProof/>
-                <w:kern w:val="2"/>
-                <w:sz w:val="24"/>
-                <w:szCs w:val="24"/>
-                <w:lang w:eastAsia="ru-RU"/>
-                <w14:ligatures w14:val="standardContextual"/>
-              </w:rPr>
-              <w:tab/>
-            </w:r>
-            <w:r>
-              <w:rPr>
-                <w:rStyle w:val="af0"/>
-                <w:noProof/>
-              </w:rPr>
-              <w:t>Ящики с усами</w:t>
-            </w:r>
-            <w:r>
-              <w:rPr>
-                <w:noProof/>
-                <w:webHidden/>
-              </w:rPr>
-              <w:tab/>
-            </w:r>
-            <w:r>
-              <w:rPr>
-                <w:noProof/>
-                <w:webHidden/>
-              </w:rPr>
-              <w:fldChar w:fldCharType="begin"/>
-            </w:r>
-            <w:r>
-              <w:rPr>
-                <w:noProof/>
-                <w:webHidden/>
-              </w:rPr>
-              <w:instrText xml:space="preserve"> PAGEREF _Toc210207332 \h </w:instrText>
-            </w:r>
-            <w:r>
-              <w:rPr>
-                <w:noProof/>
-                <w:webHidden/>
-              </w:rPr>
-            </w:r>
-            <w:r>
-              <w:rPr>
-                <w:noProof/>
-                <w:webHidden/>
-              </w:rPr>
-              <w:fldChar w:fldCharType="separate"/>
-            </w:r>
-            <w:r>
-              <w:rPr>
-                <w:noProof/>
-                <w:webHidden/>
-              </w:rPr>
-              <w:t>9</w:t>
-            </w:r>
-            <w:r>
-              <w:rPr>
-                <w:noProof/>
-                <w:webHidden/>
-              </w:rPr>
-              <w:fldChar w:fldCharType="end"/>
-            </w:r>
-          </w:hyperlink>
-        </w:p>
-        <w:p>
-          <w:pPr>
-            <w:pStyle w:val="27"/>
-            <w:tabs>
-              <w:tab w:val="left" w:pos="1680"/>
-              <w:tab w:val="right" w:leader="dot" w:pos="9345"/>
-            </w:tabs>
-            <w:rPr>
-              <w:rFonts w:asciiTheme="minorHAnsi" w:eastAsiaTheme="minorEastAsia" w:hAnsiTheme="minorHAnsi"/>
-              <w:noProof/>
-              <w:kern w:val="2"/>
-              <w:sz w:val="24"/>
-              <w:szCs w:val="24"/>
-              <w:lang w:eastAsia="ru-RU"/>
-              <w14:ligatures w14:val="standardContextual"/>
-            </w:rPr>
-          </w:pPr>
-          <w:hyperlink w:anchor="_Toc210207333" w:history="1">
-            <w:r>
-              <w:rPr>
-                <w:rStyle w:val="af0"/>
-                <w:noProof/>
-              </w:rPr>
-              <w:t>2.3.</w:t>
-            </w:r>
-            <w:r>
-              <w:rPr>
-                <w:rFonts w:asciiTheme="minorHAnsi" w:eastAsiaTheme="minorEastAsia" w:hAnsiTheme="minorHAnsi"/>
-                <w:noProof/>
-                <w:kern w:val="2"/>
-                <w:sz w:val="24"/>
-                <w:szCs w:val="24"/>
-                <w:lang w:eastAsia="ru-RU"/>
-                <w14:ligatures w14:val="standardContextual"/>
-              </w:rPr>
-              <w:tab/>
-            </w:r>
-            <w:r>
-              <w:rPr>
-                <w:rStyle w:val="af0"/>
-                <w:noProof/>
-              </w:rPr>
-              <w:t>Гистограммы</w:t>
-            </w:r>
-            <w:r>
-              <w:rPr>
-                <w:noProof/>
-                <w:webHidden/>
-              </w:rPr>
-              <w:tab/>
-            </w:r>
-            <w:r>
-              <w:rPr>
-                <w:noProof/>
-                <w:webHidden/>
-              </w:rPr>
-              <w:fldChar w:fldCharType="begin"/>
-            </w:r>
-            <w:r>
-              <w:rPr>
-                <w:noProof/>
-                <w:webHidden/>
-              </w:rPr>
-              <w:instrText xml:space="preserve"> PAGEREF _Toc210207333 \h </w:instrText>
-            </w:r>
-            <w:r>
-              <w:rPr>
-                <w:noProof/>
-                <w:webHidden/>
-              </w:rPr>
-            </w:r>
-            <w:r>
-              <w:rPr>
-                <w:noProof/>
-                <w:webHidden/>
-              </w:rPr>
-              <w:fldChar w:fldCharType="separate"/>
-            </w:r>
-            <w:r>
-              <w:rPr>
-                <w:noProof/>
-                <w:webHidden/>
-              </w:rPr>
-              <w:t>12</w:t>
-            </w:r>
-            <w:r>
-              <w:rPr>
-                <w:noProof/>
-                <w:webHidden/>
-              </w:rPr>
-              <w:fldChar w:fldCharType="end"/>
-            </w:r>
-          </w:hyperlink>
-        </w:p>
-        <w:p>
-          <w:pPr>
-            <w:pStyle w:val="13"/>
-            <w:tabs>
-              <w:tab w:val="left" w:pos="480"/>
-            </w:tabs>
-            <w:rPr>
-              <w:rFonts w:asciiTheme="minorHAnsi" w:eastAsiaTheme="minorEastAsia" w:hAnsiTheme="minorHAnsi"/>
-              <w:noProof/>
-              <w:kern w:val="2"/>
-              <w:sz w:val="24"/>
-              <w:szCs w:val="24"/>
-              <w:lang w:eastAsia="ru-RU"/>
-              <w14:ligatures w14:val="standardContextual"/>
-            </w:rPr>
-          </w:pPr>
-          <w:hyperlink w:anchor="_Toc210207334" w:history="1">
-            <w:r>
-              <w:rPr>
-                <w:rStyle w:val="af0"/>
-                <w:noProof/>
-              </w:rPr>
-              <w:t>3.</w:t>
-            </w:r>
-            <w:r>
-              <w:rPr>
-                <w:rFonts w:asciiTheme="minorHAnsi" w:eastAsiaTheme="minorEastAsia" w:hAnsiTheme="minorHAnsi"/>
-                <w:noProof/>
-                <w:kern w:val="2"/>
-                <w:sz w:val="24"/>
-                <w:szCs w:val="24"/>
-                <w:lang w:eastAsia="ru-RU"/>
-                <w14:ligatures w14:val="standardContextual"/>
-              </w:rPr>
-              <w:tab/>
-            </w:r>
-            <w:r>
-              <w:rPr>
-                <w:rStyle w:val="af0"/>
-                <w:noProof/>
-              </w:rPr>
-              <w:t>СТАТИСТИЧЕСКИЙ АНАЛИЗ</w:t>
-            </w:r>
-            <w:r>
-              <w:rPr>
-                <w:noProof/>
-                <w:webHidden/>
-              </w:rPr>
-              <w:tab/>
-            </w:r>
-            <w:r>
-              <w:rPr>
-                <w:noProof/>
-                <w:webHidden/>
-              </w:rPr>
-              <w:fldChar w:fldCharType="begin"/>
-            </w:r>
-            <w:r>
-              <w:rPr>
-                <w:noProof/>
-                <w:webHidden/>
-              </w:rPr>
-              <w:instrText xml:space="preserve"> PAGEREF _Toc210207334 \h </w:instrText>
-            </w:r>
-            <w:r>
-              <w:rPr>
-                <w:noProof/>
-                <w:webHidden/>
-              </w:rPr>
-            </w:r>
-            <w:r>
-              <w:rPr>
-                <w:noProof/>
-                <w:webHidden/>
-              </w:rPr>
-              <w:fldChar w:fldCharType="separate"/>
-            </w:r>
-            <w:r>
-              <w:rPr>
-                <w:noProof/>
-                <w:webHidden/>
-              </w:rPr>
-              <w:t>14</w:t>
             </w:r>
             <w:r>
               <w:rPr>
@@ -1618,7 +869,7 @@
               <w14:ligatures w14:val="standardContextual"/>
             </w:rPr>
           </w:pPr>
-          <w:hyperlink w:anchor="_Toc210207335" w:history="1">
+          <w:hyperlink w:anchor="_Toc211380336" w:history="1">
             <w:r>
               <w:rPr>
                 <w:rStyle w:val="af0"/>
@@ -1645,7 +896,7 @@
                 <w:noProof/>
                 <w:webHidden/>
               </w:rPr>
-              <w:instrText xml:space="preserve"> PAGEREF _Toc210207335 \h </w:instrText>
+              <w:instrText xml:space="preserve"> PAGEREF _Toc211380336 \h </w:instrText>
             </w:r>
             <w:r>
               <w:rPr>
@@ -1665,7 +916,7 @@
                 <w:noProof/>
                 <w:webHidden/>
               </w:rPr>
-              <w:t>17</w:t>
+              <w:t>4</w:t>
             </w:r>
             <w:r>
               <w:rPr>
@@ -1689,7 +940,7 @@
               <w14:ligatures w14:val="standardContextual"/>
             </w:rPr>
           </w:pPr>
-          <w:hyperlink w:anchor="_Toc210207336" w:history="1">
+          <w:hyperlink w:anchor="_Toc211380337" w:history="1">
             <w:r>
               <w:rPr>
                 <w:rStyle w:val="af0"/>
@@ -1716,7 +967,7 @@
                 <w:noProof/>
                 <w:webHidden/>
               </w:rPr>
-              <w:instrText xml:space="preserve"> PAGEREF _Toc210207336 \h </w:instrText>
+              <w:instrText xml:space="preserve"> PAGEREF _Toc211380337 \h </w:instrText>
             </w:r>
             <w:r>
               <w:rPr>
@@ -1736,7 +987,7 @@
                 <w:noProof/>
                 <w:webHidden/>
               </w:rPr>
-              <w:t>19</w:t>
+              <w:t>5</w:t>
             </w:r>
             <w:r>
               <w:rPr>
@@ -1787,7 +1038,7 @@
       <w:pPr>
         <w:pStyle w:val="a5"/>
       </w:pPr>
-      <w:bookmarkStart w:id="0" w:name="_Toc210207325"/>
+      <w:bookmarkStart w:id="0" w:name="_Toc211380334"/>
       <w:r>
         <w:lastRenderedPageBreak/>
         <w:t>Ц</w:t>
@@ -1799,20 +1050,14 @@
     </w:p>
     <w:p>
       <w:r>
-        <w:t>Получение и закрепление навыков в применении методов машинного</w:t>
-      </w:r>
-      <w:r>
-        <w:t xml:space="preserve"> </w:t>
-      </w:r>
-      <w:r>
-        <w:t>обучениях и их оценки для задач классификации.</w:t>
+        <w:t>Получение и закрепление навыков в применении методов машинного обучениях и их оценки для задач классификации.</w:t>
       </w:r>
     </w:p>
     <w:p>
       <w:pPr>
         <w:pStyle w:val="a5"/>
       </w:pPr>
-      <w:bookmarkStart w:id="1" w:name="_Toc210207326"/>
+      <w:bookmarkStart w:id="1" w:name="_Toc211380335"/>
       <w:r>
         <w:t>ОПИСАНИЕ ЗАДАНИЯ</w:t>
       </w:r>
@@ -1832,7 +1077,7 @@
       <w:pPr>
         <w:pStyle w:val="a5"/>
       </w:pPr>
-      <w:bookmarkStart w:id="2" w:name="_Toc210207335"/>
+      <w:bookmarkStart w:id="2" w:name="_Toc211380336"/>
       <w:r>
         <w:lastRenderedPageBreak/>
         <w:t>ВЫВОДЫ</w:t>
@@ -1858,7 +1103,7 @@
       <w:pPr>
         <w:pStyle w:val="a5"/>
       </w:pPr>
-      <w:bookmarkStart w:id="3" w:name="_Toc210207336"/>
+      <w:bookmarkStart w:id="3" w:name="_Toc211380337"/>
       <w:r>
         <w:lastRenderedPageBreak/>
         <w:t>ПРИЛОЖЕНИЕ</w:t>
@@ -1913,26 +1158,17 @@
     <w:p>
       <w:pPr>
         <w:spacing w:before="240"/>
-        <w:rPr>
-          <w:lang w:val="en-US"/>
-        </w:rPr>
       </w:pPr>
       <w:r>
         <w:t>Ссылка</w:t>
       </w:r>
       <w:r>
-        <w:rPr>
-          <w:lang w:val="en-US"/>
-        </w:rPr>
         <w:t xml:space="preserve"> </w:t>
       </w:r>
       <w:r>
         <w:t>на</w:t>
       </w:r>
       <w:r>
-        <w:rPr>
-          <w:lang w:val="en-US"/>
-        </w:rPr>
         <w:t xml:space="preserve"> </w:t>
       </w:r>
       <w:r>
@@ -1942,88 +1178,14 @@
         <w:t>GitHub</w:t>
       </w:r>
       <w:r>
-        <w:rPr>
-          <w:lang w:val="en-US"/>
-        </w:rPr>
         <w:t xml:space="preserve">: </w:t>
       </w:r>
       <w:hyperlink r:id="rId8" w:history="1">
         <w:r>
           <w:rPr>
             <w:rStyle w:val="af0"/>
-            <w:lang w:val="en-US"/>
           </w:rPr>
-          <w:t>https</w:t>
-        </w:r>
-        <w:r>
-          <w:rPr>
-            <w:rStyle w:val="af0"/>
-            <w:lang w:val="en-US"/>
-          </w:rPr>
-          <w:t>://</w:t>
-        </w:r>
-        <w:r>
-          <w:rPr>
-            <w:rStyle w:val="af0"/>
-            <w:lang w:val="en-US"/>
-          </w:rPr>
-          <w:t>github</w:t>
-        </w:r>
-        <w:r>
-          <w:rPr>
-            <w:rStyle w:val="af0"/>
-            <w:lang w:val="en-US"/>
-          </w:rPr>
-          <w:t>.</w:t>
-        </w:r>
-        <w:r>
-          <w:rPr>
-            <w:rStyle w:val="af0"/>
-            <w:lang w:val="en-US"/>
-          </w:rPr>
-          <w:t>com</w:t>
-        </w:r>
-        <w:r>
-          <w:rPr>
-            <w:rStyle w:val="af0"/>
-            <w:lang w:val="en-US"/>
-          </w:rPr>
-          <w:t>/</w:t>
-        </w:r>
-        <w:r>
-          <w:rPr>
-            <w:rStyle w:val="af0"/>
-            <w:lang w:val="en-US"/>
-          </w:rPr>
-          <w:t>DexTver</w:t>
-        </w:r>
-        <w:r>
-          <w:rPr>
-            <w:rStyle w:val="af0"/>
-            <w:lang w:val="en-US"/>
-          </w:rPr>
-          <w:t>/</w:t>
-        </w:r>
-        <w:r>
-          <w:rPr>
-            <w:rStyle w:val="af0"/>
-            <w:lang w:val="en-US"/>
-          </w:rPr>
-          <w:t>ML</w:t>
-        </w:r>
-        <w:r>
-          <w:rPr>
-            <w:rStyle w:val="af0"/>
-            <w:lang w:val="en-US"/>
-          </w:rPr>
-          <w:t>_</w:t>
-        </w:r>
-        <w:r>
-          <w:rPr>
-            <w:rStyle w:val="af0"/>
-            <w:lang w:val="en-US"/>
-          </w:rPr>
-          <w:t>LETI</w:t>
+          <w:t>https://github.com/DexTver/ML_LETI/tree/lab_02</w:t>
         </w:r>
       </w:hyperlink>
     </w:p>
